--- a/claude_docs/Capturas_Objetivo_3.docx
+++ b/claude_docs/Capturas_Objetivo_3.docx
@@ -7125,8 +7125,6 @@
         </w:pBdr>
         <w:spacing w:after="160"/>
         <w:ind w:left="200"/>
-      </w:pPr>
-      <w:r>
         <w:rPr>
           <w:b/>
           <w:bCs/>
@@ -7135,18 +7133,1136 @@
           <w:sz w:val="19"/>
           <w:szCs w:val="19"/>
         </w:rPr>
-        <w:t xml:space="preserve">Dónde va: </w:t>
-      </w:r>
-      <w:r>
-        <w:rPr>
+      </w:pPr>
+      <w:r>
+        <w:rPr>
+          <w:b/>
+          <w:bCs/>
           <w:i/>
           <w:iCs/>
           <w:sz w:val="19"/>
           <w:szCs w:val="19"/>
         </w:rPr>
+        <w:t xml:space="preserve">Dónde va: </w:t>
+      </w:r>
+      <w:r>
+        <w:rPr>
+          <w:i/>
+          <w:iCs/>
+          <w:sz w:val="19"/>
+          <w:szCs w:val="19"/>
+        </w:rPr>
         <w:t>después del párrafo del KPI-3.2.</w:t>
       </w:r>
     </w:p>
+    <w:p/>
+    <w:p/>
+    <w:p>
+      <w:pPr>
+        <w:rPr>
+          <w:b/>
+          <w:bCs/>
+          <w:i/>
+          <w:iCs/>
+          <w:sz w:val="19"/>
+          <w:szCs w:val="19"/>
+        </w:rPr>
+      </w:pPr>
+    </w:p>
+    <w:p>
+      <w:pPr>
+        <w:rPr>
+          <w:b/>
+          <w:bCs/>
+        </w:rPr>
+      </w:pPr>
+      <w:r>
+        <w:rPr>
+          <w:b/>
+          <w:bCs/>
+        </w:rPr>
+        <w:t>Texto corregido del objetivo 3</w:t>
+      </w:r>
+    </w:p>
+    <w:p>
+      <w:r>
+        <w:t xml:space="preserve">Corregí datos (seis módulos en cinco </w:t>
+      </w:r>
+      <w:proofErr w:type="spellStart"/>
+      <w:r>
+        <w:t>sprints</w:t>
+      </w:r>
+      <w:proofErr w:type="spellEnd"/>
+      <w:r>
+        <w:t xml:space="preserve">, tres CA, 19 </w:t>
+      </w:r>
+      <w:proofErr w:type="spellStart"/>
+      <w:r>
+        <w:t>endpoints</w:t>
+      </w:r>
+      <w:proofErr w:type="spellEnd"/>
+      <w:r>
+        <w:t>, 15 cambios), actualicé los KPI y quité lo que ya no está pendiente:</w:t>
+      </w:r>
+    </w:p>
+    <w:p>
+      <w:r>
+        <w:pict w14:anchorId="6127F31A">
+          <v:rect id="_x0000_i1031" style="width:0;height:1.5pt" o:hralign="center" o:hrstd="t" o:hr="t" fillcolor="#a0a0a0" stroked="f"/>
+        </w:pict>
+      </w:r>
+    </w:p>
+    <w:p>
+      <w:r>
+        <w:rPr>
+          <w:b/>
+          <w:bCs/>
+        </w:rPr>
+        <w:t>DESARROLLO DEL TERCER OBJETIVO</w:t>
+      </w:r>
+    </w:p>
+    <w:p>
+      <w:r>
+        <w:t xml:space="preserve">El tercer objetivo específico se desarrolló en la segunda parte de la Fase 2 de la metodología, correspondiente al desarrollo e integración del MVP sobre la red </w:t>
+      </w:r>
+      <w:proofErr w:type="spellStart"/>
+      <w:r>
+        <w:t>Hyperledger</w:t>
+      </w:r>
+      <w:proofErr w:type="spellEnd"/>
+      <w:r>
+        <w:t xml:space="preserve"> Fabric diseñada en el segundo objetivo. En esta etapa, los artefactos de arquitectura, los diagramas UML y el prototipo de alta fidelidad se convirtieron en un sistema funcional de punta a punta, construido en cinco </w:t>
+      </w:r>
+      <w:proofErr w:type="spellStart"/>
+      <w:r>
+        <w:t>sprints</w:t>
+      </w:r>
+      <w:proofErr w:type="spellEnd"/>
+      <w:r>
+        <w:t xml:space="preserve"> bajo el modelo de Prototipado Evolutivo descrito en el diseño metodológico.</w:t>
+      </w:r>
+    </w:p>
+    <w:p>
+      <w:r>
+        <w:rPr>
+          <w:b/>
+          <w:bCs/>
+        </w:rPr>
+        <w:t>4.1 Planteamiento del objetivo y correspondencia metodológica</w:t>
+      </w:r>
+    </w:p>
+    <w:p>
+      <w:r>
+        <w:t xml:space="preserve">El propósito de este objetivo es construir el MVP que materializa el diseño de la Fase 2, integrando el frontend, el backend y la red blockchain, de forma que un Empleado pueda registrar un contrato laboral, un Verificador pueda comprobar su integridad y un Administrador pueda consultar la trazabilidad completa de cada documento mediante las huellas almacenadas en el </w:t>
+      </w:r>
+      <w:proofErr w:type="spellStart"/>
+      <w:r>
+        <w:t>ledger</w:t>
+      </w:r>
+      <w:proofErr w:type="spellEnd"/>
+      <w:r>
+        <w:t>.</w:t>
+      </w:r>
+    </w:p>
+    <w:p>
+      <w:r>
+        <w:t xml:space="preserve">El desarrollo se organizó en cinco </w:t>
+      </w:r>
+      <w:proofErr w:type="spellStart"/>
+      <w:r>
+        <w:t>sprints</w:t>
+      </w:r>
+      <w:proofErr w:type="spellEnd"/>
+      <w:r>
+        <w:t xml:space="preserve"> que construyeron los seis módulos definidos en la arquitectura de software: infraestructura (Sprint 0), identidad (Sprint 1), documentos y </w:t>
+      </w:r>
+      <w:proofErr w:type="spellStart"/>
+      <w:r>
+        <w:t>ledger</w:t>
+      </w:r>
+      <w:proofErr w:type="spellEnd"/>
+      <w:r>
+        <w:t xml:space="preserve"> (Sprint 2), verificación (Sprint 3) y administración (Sprint 4). En cada sprint se siguió el mismo procedimiento:</w:t>
+      </w:r>
+    </w:p>
+    <w:p>
+      <w:pPr>
+        <w:numPr>
+          <w:ilvl w:val="0"/>
+          <w:numId w:val="2"/>
+        </w:numPr>
+      </w:pPr>
+      <w:r>
+        <w:t xml:space="preserve">construcción del módulo en el backend y en el </w:t>
+      </w:r>
+      <w:proofErr w:type="spellStart"/>
+      <w:r>
+        <w:t>chaincode</w:t>
+      </w:r>
+      <w:proofErr w:type="spellEnd"/>
+      <w:r>
+        <w:t>;</w:t>
+      </w:r>
+    </w:p>
+    <w:p>
+      <w:pPr>
+        <w:numPr>
+          <w:ilvl w:val="0"/>
+          <w:numId w:val="2"/>
+        </w:numPr>
+      </w:pPr>
+      <w:r>
+        <w:t>integración con el frontend;</w:t>
+      </w:r>
+    </w:p>
+    <w:p>
+      <w:pPr>
+        <w:numPr>
+          <w:ilvl w:val="0"/>
+          <w:numId w:val="2"/>
+        </w:numPr>
+      </w:pPr>
+      <w:r>
+        <w:t>verificación contra el sistema completo desplegado en Docker;</w:t>
+      </w:r>
+    </w:p>
+    <w:p>
+      <w:pPr>
+        <w:numPr>
+          <w:ilvl w:val="0"/>
+          <w:numId w:val="2"/>
+        </w:numPr>
+      </w:pPr>
+      <w:r>
+        <w:t>cierre con los criterios de la Definición de Terminado (DoD) del backlog.</w:t>
+      </w:r>
+    </w:p>
+    <w:p>
+      <w:r>
+        <w:t>El cumplimiento de este objetivo se evaluó con dos indicadores:</w:t>
+      </w:r>
+    </w:p>
+    <w:p>
+      <w:pPr>
+        <w:numPr>
+          <w:ilvl w:val="0"/>
+          <w:numId w:val="3"/>
+        </w:numPr>
+      </w:pPr>
+      <w:r>
+        <w:rPr>
+          <w:b/>
+          <w:bCs/>
+        </w:rPr>
+        <w:t xml:space="preserve">KPI-3.1, latencia del </w:t>
+      </w:r>
+      <w:proofErr w:type="spellStart"/>
+      <w:r>
+        <w:rPr>
+          <w:b/>
+          <w:bCs/>
+        </w:rPr>
+        <w:t>endpoint</w:t>
+      </w:r>
+      <w:proofErr w:type="spellEnd"/>
+      <w:r>
+        <w:rPr>
+          <w:b/>
+          <w:bCs/>
+        </w:rPr>
+        <w:t xml:space="preserve"> de verificación:</w:t>
+      </w:r>
+      <w:r>
+        <w:t> el percentil 95 debe ser menor o igual a 3.000 ms en 50 peticiones consecutivas, medido en Docker local.</w:t>
+      </w:r>
+    </w:p>
+    <w:p>
+      <w:pPr>
+        <w:numPr>
+          <w:ilvl w:val="0"/>
+          <w:numId w:val="3"/>
+        </w:numPr>
+      </w:pPr>
+      <w:r>
+        <w:rPr>
+          <w:b/>
+          <w:bCs/>
+        </w:rPr>
+        <w:t>KPI-3.2, historias de usuario aprobadas por sprint:</w:t>
+      </w:r>
+      <w:r>
+        <w:t> al menos el 80 % de las historias comprometidas en cada sprint deben quedar aprobadas al cierre.</w:t>
+      </w:r>
+    </w:p>
+    <w:p>
+      <w:r>
+        <w:rPr>
+          <w:b/>
+          <w:bCs/>
+        </w:rPr>
+        <w:t>4.2 Código fuente del MVP</w:t>
+      </w:r>
+    </w:p>
+    <w:p>
+      <w:r>
+        <w:t>El código quedó organizado en un único repositorio de GitHub, con un directorio por cada capa de la arquitectura definida en el segundo objetivo:</w:t>
+      </w:r>
+    </w:p>
+    <w:p>
+      <w:pPr>
+        <w:numPr>
+          <w:ilvl w:val="0"/>
+          <w:numId w:val="4"/>
+        </w:numPr>
+      </w:pPr>
+      <w:r>
+        <w:t xml:space="preserve">frontend/, construido en </w:t>
+      </w:r>
+      <w:proofErr w:type="spellStart"/>
+      <w:r>
+        <w:t>React</w:t>
+      </w:r>
+      <w:proofErr w:type="spellEnd"/>
+      <w:r>
+        <w:t>;</w:t>
+      </w:r>
+    </w:p>
+    <w:p>
+      <w:pPr>
+        <w:numPr>
+          <w:ilvl w:val="0"/>
+          <w:numId w:val="4"/>
+        </w:numPr>
+      </w:pPr>
+      <w:r>
+        <w:t>backend/, construido en Node.js con Express;</w:t>
+      </w:r>
+    </w:p>
+    <w:p>
+      <w:pPr>
+        <w:numPr>
+          <w:ilvl w:val="0"/>
+          <w:numId w:val="4"/>
+        </w:numPr>
+      </w:pPr>
+      <w:proofErr w:type="spellStart"/>
+      <w:r>
+        <w:t>chaincode</w:t>
+      </w:r>
+      <w:proofErr w:type="spellEnd"/>
+      <w:r>
+        <w:t xml:space="preserve">/, construido en </w:t>
+      </w:r>
+      <w:proofErr w:type="spellStart"/>
+      <w:r>
+        <w:t>Go</w:t>
+      </w:r>
+      <w:proofErr w:type="spellEnd"/>
+      <w:r>
+        <w:t xml:space="preserve"> bajo el modelo de contratos inteligentes de </w:t>
+      </w:r>
+      <w:proofErr w:type="spellStart"/>
+      <w:r>
+        <w:t>Hyperledger</w:t>
+      </w:r>
+      <w:proofErr w:type="spellEnd"/>
+      <w:r>
+        <w:t xml:space="preserve"> Fabric;</w:t>
+      </w:r>
+    </w:p>
+    <w:p>
+      <w:pPr>
+        <w:numPr>
+          <w:ilvl w:val="0"/>
+          <w:numId w:val="4"/>
+        </w:numPr>
+      </w:pPr>
+      <w:proofErr w:type="spellStart"/>
+      <w:r>
+        <w:t>docker</w:t>
+      </w:r>
+      <w:proofErr w:type="spellEnd"/>
+      <w:r>
+        <w:t>/, con los scripts de infraestructura y despliegue.</w:t>
+      </w:r>
+    </w:p>
+    <w:p>
+      <w:r>
+        <w:t xml:space="preserve">El historial de </w:t>
+      </w:r>
+      <w:proofErr w:type="spellStart"/>
+      <w:r>
+        <w:t>commits</w:t>
+      </w:r>
+      <w:proofErr w:type="spellEnd"/>
+      <w:r>
+        <w:t xml:space="preserve"> refleja el desarrollo incremental de los cinco </w:t>
+      </w:r>
+      <w:proofErr w:type="spellStart"/>
+      <w:r>
+        <w:t>sprints</w:t>
+      </w:r>
+      <w:proofErr w:type="spellEnd"/>
+      <w:r>
+        <w:t xml:space="preserve">. El </w:t>
+      </w:r>
+      <w:proofErr w:type="spellStart"/>
+      <w:r>
+        <w:t>chaincode</w:t>
+      </w:r>
+      <w:proofErr w:type="spellEnd"/>
+      <w:r>
+        <w:t xml:space="preserve"> se desarrolló únicamente en </w:t>
+      </w:r>
+      <w:proofErr w:type="spellStart"/>
+      <w:r>
+        <w:t>Go</w:t>
+      </w:r>
+      <w:proofErr w:type="spellEnd"/>
+      <w:r>
+        <w:t xml:space="preserve">, por ser el lenguaje con mejor soporte y documentación en </w:t>
+      </w:r>
+      <w:proofErr w:type="spellStart"/>
+      <w:r>
+        <w:t>Hyperledger</w:t>
+      </w:r>
+      <w:proofErr w:type="spellEnd"/>
+      <w:r>
+        <w:t xml:space="preserve"> Fabric; esta decisión quedó explícita en el README del repositorio.</w:t>
+      </w:r>
+    </w:p>
+    <w:p>
+      <w:r>
+        <w:t xml:space="preserve">Al cierre del objetivo, los 55 requerimientos funcionales y las 24 historias de usuario del backlog quedaron implementados, incluidos los dos requerimientos incorporados en la versión 2.0 del backlog: el registro de los intentos fallidos de inicio de sesión (RF-054) y la aceptación de la política de tratamiento de datos personales exigida por la Ley 1581 de 2012 (RF-055). La calidad del código se respalda con 160 pruebas automáticas del backend, las pruebas del </w:t>
+      </w:r>
+      <w:proofErr w:type="spellStart"/>
+      <w:r>
+        <w:t>chaincode</w:t>
+      </w:r>
+      <w:proofErr w:type="spellEnd"/>
+      <w:r>
+        <w:t xml:space="preserve"> y una prueba de punta a punta de 47 pasos sobre la API, todas aprobadas.</w:t>
+      </w:r>
+    </w:p>
+    <w:p>
+      <w:r>
+        <w:t>[Imagen sugerida: estructura de carpetas del repositorio o recorte del README principal.]</w:t>
+      </w:r>
+    </w:p>
+    <w:p>
+      <w:r>
+        <w:rPr>
+          <w:b/>
+          <w:bCs/>
+        </w:rPr>
+        <w:t>4.3 Script de despliegue de la red</w:t>
+      </w:r>
+    </w:p>
+    <w:p>
+      <w:r>
+        <w:t>El despliegue se automatizó con un conjunto de scripts que levantan la red desde cero:</w:t>
+      </w:r>
+    </w:p>
+    <w:p>
+      <w:pPr>
+        <w:numPr>
+          <w:ilvl w:val="0"/>
+          <w:numId w:val="5"/>
+        </w:numPr>
+      </w:pPr>
+      <w:r>
+        <w:t>las tres autoridades certificadoras;</w:t>
+      </w:r>
+    </w:p>
+    <w:p>
+      <w:pPr>
+        <w:numPr>
+          <w:ilvl w:val="0"/>
+          <w:numId w:val="5"/>
+        </w:numPr>
+      </w:pPr>
+      <w:r>
+        <w:t xml:space="preserve">el </w:t>
+      </w:r>
+      <w:proofErr w:type="spellStart"/>
+      <w:r>
+        <w:t>orderer</w:t>
+      </w:r>
+      <w:proofErr w:type="spellEnd"/>
+      <w:r>
+        <w:t xml:space="preserve"> bajo consenso Raft;</w:t>
+      </w:r>
+    </w:p>
+    <w:p>
+      <w:pPr>
+        <w:numPr>
+          <w:ilvl w:val="0"/>
+          <w:numId w:val="5"/>
+        </w:numPr>
+      </w:pPr>
+      <w:r>
+        <w:t xml:space="preserve">los </w:t>
+      </w:r>
+      <w:proofErr w:type="spellStart"/>
+      <w:r>
+        <w:t>peers</w:t>
+      </w:r>
+      <w:proofErr w:type="spellEnd"/>
+      <w:r>
+        <w:t xml:space="preserve"> de las organizaciones Org1MSP y Org2MSP;</w:t>
+      </w:r>
+    </w:p>
+    <w:p>
+      <w:pPr>
+        <w:numPr>
+          <w:ilvl w:val="0"/>
+          <w:numId w:val="5"/>
+        </w:numPr>
+      </w:pPr>
+      <w:r>
+        <w:t>el canal </w:t>
+      </w:r>
+      <w:proofErr w:type="spellStart"/>
+      <w:r>
+        <w:t>contratoschannel</w:t>
+      </w:r>
+      <w:proofErr w:type="spellEnd"/>
+      <w:r>
+        <w:t>;</w:t>
+      </w:r>
+    </w:p>
+    <w:p>
+      <w:pPr>
+        <w:numPr>
+          <w:ilvl w:val="0"/>
+          <w:numId w:val="5"/>
+        </w:numPr>
+      </w:pPr>
+      <w:r>
+        <w:t xml:space="preserve">el empaquetado, la instalación, la aprobación y la confirmación del </w:t>
+      </w:r>
+      <w:proofErr w:type="spellStart"/>
+      <w:r>
+        <w:t>chaincode</w:t>
+      </w:r>
+      <w:proofErr w:type="spellEnd"/>
+      <w:r>
+        <w:t> </w:t>
+      </w:r>
+      <w:proofErr w:type="spellStart"/>
+      <w:r>
+        <w:t>contracts</w:t>
+      </w:r>
+      <w:proofErr w:type="spellEnd"/>
+      <w:r>
+        <w:t>.</w:t>
+      </w:r>
+    </w:p>
+    <w:p>
+      <w:r>
+        <w:t>Un único comando (</w:t>
+      </w:r>
+      <w:proofErr w:type="spellStart"/>
+      <w:r>
+        <w:t>docker</w:t>
+      </w:r>
+      <w:proofErr w:type="spellEnd"/>
+      <w:r>
+        <w:t>/up.sh) ejecuta toda la secuencia, levanta MongoDB, el backend y el frontend, y crea los usuarios de prueba de cada rol.</w:t>
+      </w:r>
+    </w:p>
+    <w:p>
+      <w:r>
+        <w:t>El procedimiento completo quedó documentado en la guía de instalación del repositorio, de modo que el despliegue pueda reproducirse en un equipo distinto al de desarrollo. La guía cubre los programas requeridos, las variables de entorno, el encendido y apagado del sistema y la solución de los problemas más frecuentes. Con el mismo esquema, el sistema se desplegó el 25 de octubre de 2026 en una máquina virtual de Microsoft Azure con HTTPS, que sirve como entorno de validación para el cuarto objetivo.</w:t>
+      </w:r>
+    </w:p>
+    <w:p>
+      <w:r>
+        <w:t>[Imagen sugerida: diagrama de despliegue (</w:t>
+      </w:r>
+      <w:proofErr w:type="spellStart"/>
+      <w:r>
+        <w:t>docs</w:t>
+      </w:r>
+      <w:proofErr w:type="spellEnd"/>
+      <w:r>
+        <w:t>/</w:t>
+      </w:r>
+      <w:proofErr w:type="spellStart"/>
+      <w:r>
+        <w:t>uml</w:t>
+      </w:r>
+      <w:proofErr w:type="spellEnd"/>
+      <w:r>
+        <w:t xml:space="preserve">/02-diagrama-despliegue.puml) o captura de </w:t>
+      </w:r>
+      <w:proofErr w:type="spellStart"/>
+      <w:r>
+        <w:t>docker</w:t>
+      </w:r>
+      <w:proofErr w:type="spellEnd"/>
+      <w:r>
+        <w:t xml:space="preserve"> </w:t>
+      </w:r>
+      <w:proofErr w:type="spellStart"/>
+      <w:r>
+        <w:t>ps</w:t>
+      </w:r>
+      <w:proofErr w:type="spellEnd"/>
+      <w:r>
+        <w:t xml:space="preserve"> con los contenedores en ejecución.]</w:t>
+      </w:r>
+    </w:p>
+    <w:p>
+      <w:r>
+        <w:rPr>
+          <w:b/>
+          <w:bCs/>
+        </w:rPr>
+        <w:t>4.4 API de integración funcional</w:t>
+      </w:r>
+    </w:p>
+    <w:p>
+      <w:r>
+        <w:t>Sobre la infraestructura desplegada, el backend expone una API REST que conecta la interfaz con la red Fabric mediante el Fabric Gateway, como se planteó en el diseño de componentes del segundo objetivo. La API cubre:</w:t>
+      </w:r>
+    </w:p>
+    <w:p>
+      <w:pPr>
+        <w:numPr>
+          <w:ilvl w:val="0"/>
+          <w:numId w:val="6"/>
+        </w:numPr>
+      </w:pPr>
+      <w:r>
+        <w:t xml:space="preserve">el registro de documentos, con el cálculo de la huella SHA-256 y su escritura en el </w:t>
+      </w:r>
+      <w:proofErr w:type="spellStart"/>
+      <w:r>
+        <w:t>chaincode</w:t>
+      </w:r>
+      <w:proofErr w:type="spellEnd"/>
+      <w:r>
+        <w:t xml:space="preserve"> mediante </w:t>
+      </w:r>
+      <w:proofErr w:type="spellStart"/>
+      <w:r>
+        <w:t>RegisterDocument</w:t>
+      </w:r>
+      <w:proofErr w:type="spellEnd"/>
+      <w:r>
+        <w:t>;</w:t>
+      </w:r>
+    </w:p>
+    <w:p>
+      <w:pPr>
+        <w:numPr>
+          <w:ilvl w:val="0"/>
+          <w:numId w:val="6"/>
+        </w:numPr>
+      </w:pPr>
+      <w:r>
+        <w:t>la verificación de integridad, con la comparación de huellas y el registro del resultado mediante </w:t>
+      </w:r>
+      <w:proofErr w:type="spellStart"/>
+      <w:r>
+        <w:t>RecordVerification</w:t>
+      </w:r>
+      <w:proofErr w:type="spellEnd"/>
+      <w:r>
+        <w:t>;</w:t>
+      </w:r>
+    </w:p>
+    <w:p>
+      <w:pPr>
+        <w:numPr>
+          <w:ilvl w:val="0"/>
+          <w:numId w:val="6"/>
+        </w:numPr>
+      </w:pPr>
+      <w:r>
+        <w:t>la consulta de documentos y de su trazabilidad mediante </w:t>
+      </w:r>
+      <w:proofErr w:type="spellStart"/>
+      <w:r>
+        <w:t>GetDocument</w:t>
+      </w:r>
+      <w:proofErr w:type="spellEnd"/>
+      <w:r>
+        <w:t>, </w:t>
+      </w:r>
+      <w:proofErr w:type="spellStart"/>
+      <w:r>
+        <w:t>GetDocumentEvents</w:t>
+      </w:r>
+      <w:proofErr w:type="spellEnd"/>
+      <w:r>
+        <w:t> y </w:t>
+      </w:r>
+      <w:proofErr w:type="spellStart"/>
+      <w:r>
+        <w:t>GetAllEvents</w:t>
+      </w:r>
+      <w:proofErr w:type="spellEnd"/>
+      <w:r>
+        <w:t>;</w:t>
+      </w:r>
+    </w:p>
+    <w:p>
+      <w:pPr>
+        <w:numPr>
+          <w:ilvl w:val="0"/>
+          <w:numId w:val="6"/>
+        </w:numPr>
+      </w:pPr>
+      <w:r>
+        <w:t>la autenticación con doble factor, la aceptación de la política de datos y la gestión de usuarios con control de acceso por rol.</w:t>
+      </w:r>
+    </w:p>
+    <w:p>
+      <w:r>
+        <w:t xml:space="preserve">La API quedó documentada en formato </w:t>
+      </w:r>
+      <w:proofErr w:type="spellStart"/>
+      <w:r>
+        <w:t>OpenAPI</w:t>
+      </w:r>
+      <w:proofErr w:type="spellEnd"/>
+      <w:r>
+        <w:t xml:space="preserve"> (19 </w:t>
+      </w:r>
+      <w:proofErr w:type="spellStart"/>
+      <w:r>
+        <w:t>endpoints</w:t>
+      </w:r>
+      <w:proofErr w:type="spellEnd"/>
+      <w:r>
+        <w:t>), validada y contrastada con las rutas reales del backend, con una guía para importarla en Postman y ejecutar cada operación contra el sistema desplegado.</w:t>
+      </w:r>
+    </w:p>
+    <w:p>
+      <w:r>
+        <w:t>[Imagen sugerida: capturas de Postman de un registro exitoso y de una verificación, con la respuesta visible.]</w:t>
+      </w:r>
+    </w:p>
+    <w:p>
+      <w:r>
+        <w:rPr>
+          <w:b/>
+          <w:bCs/>
+        </w:rPr>
+        <w:t xml:space="preserve">4.5 Evidencia de integración con </w:t>
+      </w:r>
+      <w:proofErr w:type="spellStart"/>
+      <w:r>
+        <w:rPr>
+          <w:b/>
+          <w:bCs/>
+        </w:rPr>
+        <w:t>Hyperledger</w:t>
+      </w:r>
+      <w:proofErr w:type="spellEnd"/>
+      <w:r>
+        <w:rPr>
+          <w:b/>
+          <w:bCs/>
+        </w:rPr>
+        <w:t xml:space="preserve"> Fabric</w:t>
+      </w:r>
+    </w:p>
+    <w:p>
+      <w:r>
+        <w:t>Para comprobar la integración del backend con la red Fabric de extremo a extremo, se ejecutó y documentó un caso real de registro, consulta y dos verificaciones de un contrato sobre la red desplegada en Docker. Los identificadores de transacción (</w:t>
+      </w:r>
+      <w:proofErr w:type="spellStart"/>
+      <w:r>
+        <w:t>txID</w:t>
+      </w:r>
+      <w:proofErr w:type="spellEnd"/>
+      <w:r>
+        <w:t xml:space="preserve">) de cada operación se localizaron en los bloques 9, 10 y 11 del </w:t>
+      </w:r>
+      <w:proofErr w:type="spellStart"/>
+      <w:r>
+        <w:t>ledger</w:t>
+      </w:r>
+      <w:proofErr w:type="spellEnd"/>
+      <w:r>
+        <w:t>. Así se confirmó que cada transacción quedó endosada por ambas organizaciones, conforme a la política MAJORITY definida en el segundo objetivo. El procedimiento quedó acompañado de scripts reproducibles, para que la evidencia pueda generarse de nuevo sobre cualquier despliegue del sistema.</w:t>
+      </w:r>
+    </w:p>
+    <w:p>
+      <w:r>
+        <w:t xml:space="preserve">[Imagen sugerida: contenido de uno de los bloques con su </w:t>
+      </w:r>
+      <w:proofErr w:type="spellStart"/>
+      <w:r>
+        <w:t>txID</w:t>
+      </w:r>
+      <w:proofErr w:type="spellEnd"/>
+      <w:r>
+        <w:t xml:space="preserve"> junto a la pantalla de trazabilidad con el mismo </w:t>
+      </w:r>
+      <w:proofErr w:type="spellStart"/>
+      <w:r>
+        <w:t>txID</w:t>
+      </w:r>
+      <w:proofErr w:type="spellEnd"/>
+      <w:r>
+        <w:t>.]</w:t>
+      </w:r>
+    </w:p>
+    <w:p>
+      <w:r>
+        <w:rPr>
+          <w:b/>
+          <w:bCs/>
+        </w:rPr>
+        <w:t>4.6 Prototipado evolutivo y control de calidad por sprint</w:t>
+      </w:r>
+    </w:p>
+    <w:p>
+      <w:r>
+        <w:t>Cada sprint tuvo sus historias de usuario comprometidas, sus puntos de historia y su registro de lecciones aprendidas. El cierre de cada sprint se evaluó con los cinco criterios de la Definición de Terminado:</w:t>
+      </w:r>
+    </w:p>
+    <w:p>
+      <w:pPr>
+        <w:numPr>
+          <w:ilvl w:val="0"/>
+          <w:numId w:val="7"/>
+        </w:numPr>
+      </w:pPr>
+      <w:r>
+        <w:t>revisión por pares e integración a la rama principal;</w:t>
+      </w:r>
+    </w:p>
+    <w:p>
+      <w:pPr>
+        <w:numPr>
+          <w:ilvl w:val="0"/>
+          <w:numId w:val="7"/>
+        </w:numPr>
+      </w:pPr>
+      <w:r>
+        <w:t>pruebas en estado PASS;</w:t>
+      </w:r>
+    </w:p>
+    <w:p>
+      <w:pPr>
+        <w:numPr>
+          <w:ilvl w:val="0"/>
+          <w:numId w:val="7"/>
+        </w:numPr>
+      </w:pPr>
+      <w:r>
+        <w:t>actualización de los requerimientos afectados;</w:t>
+      </w:r>
+    </w:p>
+    <w:p>
+      <w:pPr>
+        <w:numPr>
+          <w:ilvl w:val="0"/>
+          <w:numId w:val="7"/>
+        </w:numPr>
+      </w:pPr>
+      <w:r>
+        <w:t xml:space="preserve">despliegue verificado en Docker </w:t>
+      </w:r>
+      <w:proofErr w:type="spellStart"/>
+      <w:r>
+        <w:t>Compose</w:t>
+      </w:r>
+      <w:proofErr w:type="spellEnd"/>
+      <w:r>
+        <w:t>;</w:t>
+      </w:r>
+    </w:p>
+    <w:p>
+      <w:pPr>
+        <w:numPr>
+          <w:ilvl w:val="0"/>
+          <w:numId w:val="7"/>
+        </w:numPr>
+      </w:pPr>
+      <w:r>
+        <w:t>aceptación de la dirección del trabajo de grado.</w:t>
+      </w:r>
+    </w:p>
+    <w:p>
+      <w:r>
+        <w:t xml:space="preserve">Los criterios 2 a 5 se cumplieron en los cinco </w:t>
+      </w:r>
+      <w:proofErr w:type="spellStart"/>
+      <w:r>
+        <w:t>sprints</w:t>
+      </w:r>
+      <w:proofErr w:type="spellEnd"/>
+      <w:r>
+        <w:t xml:space="preserve">: las pruebas quedaron en PASS, el SRS se actualizó con cada nota de cambio, el sistema se verificó funcionando en Docker tras cada cierre y la dirección del trabajo de grado aprobó las historias de cada sprint. El criterio 1 se cumplió parcialmente, porque solo una parte de los cambios se integró mediante </w:t>
+      </w:r>
+      <w:proofErr w:type="spellStart"/>
+      <w:r>
+        <w:t>pull</w:t>
+      </w:r>
+      <w:proofErr w:type="spellEnd"/>
+      <w:r>
+        <w:t xml:space="preserve"> </w:t>
+      </w:r>
+      <w:proofErr w:type="spellStart"/>
+      <w:r>
+        <w:t>requests</w:t>
+      </w:r>
+      <w:proofErr w:type="spellEnd"/>
+      <w:r>
+        <w:t xml:space="preserve"> revisados; esto quedó registrado como una mejora del proceso en la auditoría de calidad del cuarto objetivo.</w:t>
+      </w:r>
+    </w:p>
+    <w:p>
+      <w:r>
+        <w:t xml:space="preserve">[Imagen sugerida: tabla de aplicación de la DoD por sprint, tomada del registro de </w:t>
+      </w:r>
+      <w:proofErr w:type="spellStart"/>
+      <w:r>
+        <w:t>sprints</w:t>
+      </w:r>
+      <w:proofErr w:type="spellEnd"/>
+      <w:r>
+        <w:t>.]</w:t>
+      </w:r>
+    </w:p>
+    <w:p>
+      <w:r>
+        <w:rPr>
+          <w:b/>
+          <w:bCs/>
+        </w:rPr>
+        <w:t>4.7 Registro de cambios respecto al diseño</w:t>
+      </w:r>
+    </w:p>
+    <w:p>
+      <w:r>
+        <w:t>Durante la construcción del MVP se identificaron quince diferencias entre lo diseñado en el segundo objetivo y lo implementado, cada una documentada con su motivo, los requerimientos o diagramas que afecta y su evidencia: ocho de arquitectura e infraestructura y siete de funcionalidad.</w:t>
+      </w:r>
+    </w:p>
+    <w:p>
+      <w:pPr>
+        <w:numPr>
+          <w:ilvl w:val="0"/>
+          <w:numId w:val="8"/>
+        </w:numPr>
+      </w:pPr>
+      <w:r>
+        <w:rPr>
+          <w:b/>
+          <w:bCs/>
+        </w:rPr>
+        <w:t>Arquitectura e infraestructura:</w:t>
+      </w:r>
+      <w:r>
+        <w:t xml:space="preserve"> destacan el uso de </w:t>
+      </w:r>
+      <w:proofErr w:type="spellStart"/>
+      <w:r>
+        <w:t>LevelDB</w:t>
+      </w:r>
+      <w:proofErr w:type="spellEnd"/>
+      <w:r>
+        <w:t xml:space="preserve"> en lugar de </w:t>
+      </w:r>
+      <w:proofErr w:type="spellStart"/>
+      <w:r>
+        <w:t>CouchDB</w:t>
+      </w:r>
+      <w:proofErr w:type="spellEnd"/>
+      <w:r>
+        <w:t xml:space="preserve"> como base de estado del peer, justificado por el tipo de consultas que requiere el sistema; la confirmación de la política de endoso MAJORITY; y la publicación del sistema a través de un único punto de entrada con HTTPS para el despliegue en Azure.</w:t>
+      </w:r>
+    </w:p>
+    <w:p>
+      <w:pPr>
+        <w:numPr>
+          <w:ilvl w:val="0"/>
+          <w:numId w:val="8"/>
+        </w:numPr>
+      </w:pPr>
+      <w:r>
+        <w:rPr>
+          <w:b/>
+          <w:bCs/>
+        </w:rPr>
+        <w:t>Funcionalidad:</w:t>
+      </w:r>
+      <w:r>
+        <w:t> destaca el paso de un identificador ingresado manualmente a una selección en dos pasos (persona responsable y luego contrato), adoptada para resolver un problema de usabilidad detectado en las pruebas del equipo.</w:t>
+      </w:r>
+    </w:p>
+    <w:p>
+      <w:r>
+        <w:t>Ninguno de los quince cambios elimina un requerimiento del SRS. Los dos requerimientos que estaban pendientes, la aceptación de la política de tratamiento de datos y el registro de intentos fallidos de inicio de sesión, quedaron implementados y probados al cierre de este objetivo.</w:t>
+      </w:r>
+    </w:p>
+    <w:p>
+      <w:r>
+        <w:rPr>
+          <w:b/>
+          <w:bCs/>
+        </w:rPr>
+        <w:t>4.8 Resultados frente a los indicadores</w:t>
+      </w:r>
+    </w:p>
+    <w:p>
+      <w:r>
+        <w:t xml:space="preserve">[Figura: </w:t>
+      </w:r>
+      <w:proofErr w:type="spellStart"/>
+      <w:r>
+        <w:t>docs</w:t>
+      </w:r>
+      <w:proofErr w:type="spellEnd"/>
+      <w:r>
+        <w:t>/evidencias/latencia-verificacion-2026-10-27.png, con las 50 mediciones de latencia, el P95 y la meta de 3.000 ms.]</w:t>
+      </w:r>
+    </w:p>
+    <w:p>
+      <w:r>
+        <w:rPr>
+          <w:b/>
+          <w:bCs/>
+        </w:rPr>
+        <w:t>KPI-3.1.</w:t>
+      </w:r>
+      <w:r>
+        <w:t xml:space="preserve"> Un script automatizado ejecuta 50 verificaciones consecutivas contra el </w:t>
+      </w:r>
+      <w:proofErr w:type="spellStart"/>
+      <w:r>
+        <w:t>endpoint</w:t>
+      </w:r>
+      <w:proofErr w:type="spellEnd"/>
+      <w:r>
+        <w:t xml:space="preserve"> de verificación y calcula el percentil 95 del tiempo de respuesta. Se hicieron dos mediciones sobre Docker local:</w:t>
+      </w:r>
+    </w:p>
+    <w:p>
+      <w:pPr>
+        <w:numPr>
+          <w:ilvl w:val="0"/>
+          <w:numId w:val="9"/>
+        </w:numPr>
+      </w:pPr>
+      <w:r>
+        <w:rPr>
+          <w:b/>
+          <w:bCs/>
+        </w:rPr>
+        <w:t>15 de octubre de 2026 (ensayo):</w:t>
+      </w:r>
+      <w:r>
+        <w:t> P95 de 2.040 ms.</w:t>
+      </w:r>
+    </w:p>
+    <w:p>
+      <w:pPr>
+        <w:numPr>
+          <w:ilvl w:val="0"/>
+          <w:numId w:val="9"/>
+        </w:numPr>
+      </w:pPr>
+      <w:r>
+        <w:rPr>
+          <w:b/>
+          <w:bCs/>
+        </w:rPr>
+        <w:t>27 de octubre de 2026 (medición oficial)</w:t>
+      </w:r>
+      <w:r>
+        <w:t>, con un contrato de 2,7 MB: P95 de 2.059 ms, con valores entre 2.041 y 2.072 ms y una media de 2.049 ms.</w:t>
+      </w:r>
+    </w:p>
+    <w:p>
+      <w:r>
+        <w:t xml:space="preserve">Ambas quedan por debajo del umbral de 3.000 ms, por lo que </w:t>
+      </w:r>
+      <w:r>
+        <w:rPr>
+          <w:b/>
+          <w:bCs/>
+        </w:rPr>
+        <w:t>el indicador se cumple</w:t>
+      </w:r>
+      <w:r>
+        <w:t xml:space="preserve">. La estabilidad de los tiempos se explica porque cerca de 2 segundos corresponden a la espera configurada del </w:t>
+      </w:r>
+      <w:proofErr w:type="spellStart"/>
+      <w:r>
+        <w:t>orderer</w:t>
+      </w:r>
+      <w:proofErr w:type="spellEnd"/>
+      <w:r>
+        <w:t xml:space="preserve"> para cortar cada bloque; el trabajo propio del sistema suma unos 30 ms.</w:t>
+      </w:r>
+    </w:p>
+    <w:p>
+      <w:r>
+        <w:rPr>
+          <w:b/>
+          <w:bCs/>
+        </w:rPr>
+        <w:t>KPI-3.2.</w:t>
+      </w:r>
+      <w:r>
+        <w:t xml:space="preserve"> El registro de </w:t>
+      </w:r>
+      <w:proofErr w:type="spellStart"/>
+      <w:r>
+        <w:t>sprints</w:t>
+      </w:r>
+      <w:proofErr w:type="spellEnd"/>
+      <w:r>
+        <w:t xml:space="preserve"> muestra que el 100 % de las historias comprometidas (21 de 21) quedó terminado y aprobado por la dirección del trabajo de grado en cada uno de los cinco </w:t>
+      </w:r>
+      <w:proofErr w:type="spellStart"/>
+      <w:r>
+        <w:t>sprints</w:t>
+      </w:r>
+      <w:proofErr w:type="spellEnd"/>
+      <w:r>
+        <w:t xml:space="preserve">, por encima del umbral del 80 %, por lo que </w:t>
+      </w:r>
+      <w:r>
+        <w:rPr>
+          <w:b/>
+          <w:bCs/>
+        </w:rPr>
+        <w:t>el indicador se cumple</w:t>
+      </w:r>
+      <w:r>
+        <w:t>. Además, las tres historias incorporadas en la versión 2.0 del backlog (HU-022, HU-023 y HU-024) también quedaron implementadas.</w:t>
+      </w:r>
+    </w:p>
+    <w:p>
+      <w:r>
+        <w:t xml:space="preserve">En conjunto, estos resultados muestran que el MVP quedó construido e integrado con la red </w:t>
+      </w:r>
+      <w:proofErr w:type="spellStart"/>
+      <w:r>
+        <w:t>Hyperledger</w:t>
+      </w:r>
+      <w:proofErr w:type="spellEnd"/>
+      <w:r>
+        <w:t xml:space="preserve"> Fabric, como exige el tercer objetivo específico. El registro, la verificación de integridad, la consulta y la trazabilidad de los contratos laborales funcionan de extremo a extremo mediante el almacenamiento de las huellas documentales en el </w:t>
+      </w:r>
+      <w:proofErr w:type="spellStart"/>
+      <w:r>
+        <w:t>ledger</w:t>
+      </w:r>
+      <w:proofErr w:type="spellEnd"/>
+      <w:r>
+        <w:t>, con evidencia reproducible de la integración, los 55 requerimientos funcionales implementados y los dos indicadores cumplidos.</w:t>
+      </w:r>
+    </w:p>
+    <w:p/>
     <w:sectPr>
       <w:footerReference w:type="default" r:id="rId19"/>
       <w:pgSz w:w="12240" w:h="15840"/>
@@ -7338,6 +8454,1013 @@
     </w:lvl>
   </w:abstractNum>
   <w:abstractNum w:abstractNumId="1" w15:restartNumberingAfterBreak="0">
+    <w:nsid w:val="1ADD40D7"/>
+    <w:multiLevelType w:val="multilevel"/>
+    <w:tmpl w:val="69660402"/>
+    <w:lvl w:ilvl="0">
+      <w:start w:val="1"/>
+      <w:numFmt w:val="bullet"/>
+      <w:lvlText w:val=""/>
+      <w:lvlJc w:val="left"/>
+      <w:pPr>
+        <w:tabs>
+          <w:tab w:val="num" w:pos="720"/>
+        </w:tabs>
+        <w:ind w:left="720" w:hanging="360"/>
+      </w:pPr>
+      <w:rPr>
+        <w:rFonts w:ascii="Symbol" w:hAnsi="Symbol" w:hint="default"/>
+        <w:sz w:val="20"/>
+      </w:rPr>
+    </w:lvl>
+    <w:lvl w:ilvl="1" w:tentative="1">
+      <w:start w:val="1"/>
+      <w:numFmt w:val="bullet"/>
+      <w:lvlText w:val="o"/>
+      <w:lvlJc w:val="left"/>
+      <w:pPr>
+        <w:tabs>
+          <w:tab w:val="num" w:pos="1440"/>
+        </w:tabs>
+        <w:ind w:left="1440" w:hanging="360"/>
+      </w:pPr>
+      <w:rPr>
+        <w:rFonts w:ascii="Courier New" w:hAnsi="Courier New" w:hint="default"/>
+        <w:sz w:val="20"/>
+      </w:rPr>
+    </w:lvl>
+    <w:lvl w:ilvl="2" w:tentative="1">
+      <w:start w:val="1"/>
+      <w:numFmt w:val="bullet"/>
+      <w:lvlText w:val=""/>
+      <w:lvlJc w:val="left"/>
+      <w:pPr>
+        <w:tabs>
+          <w:tab w:val="num" w:pos="2160"/>
+        </w:tabs>
+        <w:ind w:left="2160" w:hanging="360"/>
+      </w:pPr>
+      <w:rPr>
+        <w:rFonts w:ascii="Wingdings" w:hAnsi="Wingdings" w:hint="default"/>
+        <w:sz w:val="20"/>
+      </w:rPr>
+    </w:lvl>
+    <w:lvl w:ilvl="3" w:tentative="1">
+      <w:start w:val="1"/>
+      <w:numFmt w:val="bullet"/>
+      <w:lvlText w:val=""/>
+      <w:lvlJc w:val="left"/>
+      <w:pPr>
+        <w:tabs>
+          <w:tab w:val="num" w:pos="2880"/>
+        </w:tabs>
+        <w:ind w:left="2880" w:hanging="360"/>
+      </w:pPr>
+      <w:rPr>
+        <w:rFonts w:ascii="Wingdings" w:hAnsi="Wingdings" w:hint="default"/>
+        <w:sz w:val="20"/>
+      </w:rPr>
+    </w:lvl>
+    <w:lvl w:ilvl="4" w:tentative="1">
+      <w:start w:val="1"/>
+      <w:numFmt w:val="bullet"/>
+      <w:lvlText w:val=""/>
+      <w:lvlJc w:val="left"/>
+      <w:pPr>
+        <w:tabs>
+          <w:tab w:val="num" w:pos="3600"/>
+        </w:tabs>
+        <w:ind w:left="3600" w:hanging="360"/>
+      </w:pPr>
+      <w:rPr>
+        <w:rFonts w:ascii="Wingdings" w:hAnsi="Wingdings" w:hint="default"/>
+        <w:sz w:val="20"/>
+      </w:rPr>
+    </w:lvl>
+    <w:lvl w:ilvl="5" w:tentative="1">
+      <w:start w:val="1"/>
+      <w:numFmt w:val="bullet"/>
+      <w:lvlText w:val=""/>
+      <w:lvlJc w:val="left"/>
+      <w:pPr>
+        <w:tabs>
+          <w:tab w:val="num" w:pos="4320"/>
+        </w:tabs>
+        <w:ind w:left="4320" w:hanging="360"/>
+      </w:pPr>
+      <w:rPr>
+        <w:rFonts w:ascii="Wingdings" w:hAnsi="Wingdings" w:hint="default"/>
+        <w:sz w:val="20"/>
+      </w:rPr>
+    </w:lvl>
+    <w:lvl w:ilvl="6" w:tentative="1">
+      <w:start w:val="1"/>
+      <w:numFmt w:val="bullet"/>
+      <w:lvlText w:val=""/>
+      <w:lvlJc w:val="left"/>
+      <w:pPr>
+        <w:tabs>
+          <w:tab w:val="num" w:pos="5040"/>
+        </w:tabs>
+        <w:ind w:left="5040" w:hanging="360"/>
+      </w:pPr>
+      <w:rPr>
+        <w:rFonts w:ascii="Wingdings" w:hAnsi="Wingdings" w:hint="default"/>
+        <w:sz w:val="20"/>
+      </w:rPr>
+    </w:lvl>
+    <w:lvl w:ilvl="7" w:tentative="1">
+      <w:start w:val="1"/>
+      <w:numFmt w:val="bullet"/>
+      <w:lvlText w:val=""/>
+      <w:lvlJc w:val="left"/>
+      <w:pPr>
+        <w:tabs>
+          <w:tab w:val="num" w:pos="5760"/>
+        </w:tabs>
+        <w:ind w:left="5760" w:hanging="360"/>
+      </w:pPr>
+      <w:rPr>
+        <w:rFonts w:ascii="Wingdings" w:hAnsi="Wingdings" w:hint="default"/>
+        <w:sz w:val="20"/>
+      </w:rPr>
+    </w:lvl>
+    <w:lvl w:ilvl="8" w:tentative="1">
+      <w:start w:val="1"/>
+      <w:numFmt w:val="bullet"/>
+      <w:lvlText w:val=""/>
+      <w:lvlJc w:val="left"/>
+      <w:pPr>
+        <w:tabs>
+          <w:tab w:val="num" w:pos="6480"/>
+        </w:tabs>
+        <w:ind w:left="6480" w:hanging="360"/>
+      </w:pPr>
+      <w:rPr>
+        <w:rFonts w:ascii="Wingdings" w:hAnsi="Wingdings" w:hint="default"/>
+        <w:sz w:val="20"/>
+      </w:rPr>
+    </w:lvl>
+  </w:abstractNum>
+  <w:abstractNum w:abstractNumId="2" w15:restartNumberingAfterBreak="0">
+    <w:nsid w:val="25B248E4"/>
+    <w:multiLevelType w:val="multilevel"/>
+    <w:tmpl w:val="38DA6342"/>
+    <w:lvl w:ilvl="0">
+      <w:start w:val="1"/>
+      <w:numFmt w:val="bullet"/>
+      <w:lvlText w:val=""/>
+      <w:lvlJc w:val="left"/>
+      <w:pPr>
+        <w:tabs>
+          <w:tab w:val="num" w:pos="720"/>
+        </w:tabs>
+        <w:ind w:left="720" w:hanging="360"/>
+      </w:pPr>
+      <w:rPr>
+        <w:rFonts w:ascii="Symbol" w:hAnsi="Symbol" w:hint="default"/>
+        <w:sz w:val="20"/>
+      </w:rPr>
+    </w:lvl>
+    <w:lvl w:ilvl="1" w:tentative="1">
+      <w:start w:val="1"/>
+      <w:numFmt w:val="bullet"/>
+      <w:lvlText w:val="o"/>
+      <w:lvlJc w:val="left"/>
+      <w:pPr>
+        <w:tabs>
+          <w:tab w:val="num" w:pos="1440"/>
+        </w:tabs>
+        <w:ind w:left="1440" w:hanging="360"/>
+      </w:pPr>
+      <w:rPr>
+        <w:rFonts w:ascii="Courier New" w:hAnsi="Courier New" w:hint="default"/>
+        <w:sz w:val="20"/>
+      </w:rPr>
+    </w:lvl>
+    <w:lvl w:ilvl="2" w:tentative="1">
+      <w:start w:val="1"/>
+      <w:numFmt w:val="bullet"/>
+      <w:lvlText w:val=""/>
+      <w:lvlJc w:val="left"/>
+      <w:pPr>
+        <w:tabs>
+          <w:tab w:val="num" w:pos="2160"/>
+        </w:tabs>
+        <w:ind w:left="2160" w:hanging="360"/>
+      </w:pPr>
+      <w:rPr>
+        <w:rFonts w:ascii="Wingdings" w:hAnsi="Wingdings" w:hint="default"/>
+        <w:sz w:val="20"/>
+      </w:rPr>
+    </w:lvl>
+    <w:lvl w:ilvl="3" w:tentative="1">
+      <w:start w:val="1"/>
+      <w:numFmt w:val="bullet"/>
+      <w:lvlText w:val=""/>
+      <w:lvlJc w:val="left"/>
+      <w:pPr>
+        <w:tabs>
+          <w:tab w:val="num" w:pos="2880"/>
+        </w:tabs>
+        <w:ind w:left="2880" w:hanging="360"/>
+      </w:pPr>
+      <w:rPr>
+        <w:rFonts w:ascii="Wingdings" w:hAnsi="Wingdings" w:hint="default"/>
+        <w:sz w:val="20"/>
+      </w:rPr>
+    </w:lvl>
+    <w:lvl w:ilvl="4" w:tentative="1">
+      <w:start w:val="1"/>
+      <w:numFmt w:val="bullet"/>
+      <w:lvlText w:val=""/>
+      <w:lvlJc w:val="left"/>
+      <w:pPr>
+        <w:tabs>
+          <w:tab w:val="num" w:pos="3600"/>
+        </w:tabs>
+        <w:ind w:left="3600" w:hanging="360"/>
+      </w:pPr>
+      <w:rPr>
+        <w:rFonts w:ascii="Wingdings" w:hAnsi="Wingdings" w:hint="default"/>
+        <w:sz w:val="20"/>
+      </w:rPr>
+    </w:lvl>
+    <w:lvl w:ilvl="5" w:tentative="1">
+      <w:start w:val="1"/>
+      <w:numFmt w:val="bullet"/>
+      <w:lvlText w:val=""/>
+      <w:lvlJc w:val="left"/>
+      <w:pPr>
+        <w:tabs>
+          <w:tab w:val="num" w:pos="4320"/>
+        </w:tabs>
+        <w:ind w:left="4320" w:hanging="360"/>
+      </w:pPr>
+      <w:rPr>
+        <w:rFonts w:ascii="Wingdings" w:hAnsi="Wingdings" w:hint="default"/>
+        <w:sz w:val="20"/>
+      </w:rPr>
+    </w:lvl>
+    <w:lvl w:ilvl="6" w:tentative="1">
+      <w:start w:val="1"/>
+      <w:numFmt w:val="bullet"/>
+      <w:lvlText w:val=""/>
+      <w:lvlJc w:val="left"/>
+      <w:pPr>
+        <w:tabs>
+          <w:tab w:val="num" w:pos="5040"/>
+        </w:tabs>
+        <w:ind w:left="5040" w:hanging="360"/>
+      </w:pPr>
+      <w:rPr>
+        <w:rFonts w:ascii="Wingdings" w:hAnsi="Wingdings" w:hint="default"/>
+        <w:sz w:val="20"/>
+      </w:rPr>
+    </w:lvl>
+    <w:lvl w:ilvl="7" w:tentative="1">
+      <w:start w:val="1"/>
+      <w:numFmt w:val="bullet"/>
+      <w:lvlText w:val=""/>
+      <w:lvlJc w:val="left"/>
+      <w:pPr>
+        <w:tabs>
+          <w:tab w:val="num" w:pos="5760"/>
+        </w:tabs>
+        <w:ind w:left="5760" w:hanging="360"/>
+      </w:pPr>
+      <w:rPr>
+        <w:rFonts w:ascii="Wingdings" w:hAnsi="Wingdings" w:hint="default"/>
+        <w:sz w:val="20"/>
+      </w:rPr>
+    </w:lvl>
+    <w:lvl w:ilvl="8" w:tentative="1">
+      <w:start w:val="1"/>
+      <w:numFmt w:val="bullet"/>
+      <w:lvlText w:val=""/>
+      <w:lvlJc w:val="left"/>
+      <w:pPr>
+        <w:tabs>
+          <w:tab w:val="num" w:pos="6480"/>
+        </w:tabs>
+        <w:ind w:left="6480" w:hanging="360"/>
+      </w:pPr>
+      <w:rPr>
+        <w:rFonts w:ascii="Wingdings" w:hAnsi="Wingdings" w:hint="default"/>
+        <w:sz w:val="20"/>
+      </w:rPr>
+    </w:lvl>
+  </w:abstractNum>
+  <w:abstractNum w:abstractNumId="3" w15:restartNumberingAfterBreak="0">
+    <w:nsid w:val="2A47187C"/>
+    <w:multiLevelType w:val="multilevel"/>
+    <w:tmpl w:val="1A269190"/>
+    <w:lvl w:ilvl="0">
+      <w:start w:val="1"/>
+      <w:numFmt w:val="decimal"/>
+      <w:lvlText w:val="%1."/>
+      <w:lvlJc w:val="left"/>
+      <w:pPr>
+        <w:tabs>
+          <w:tab w:val="num" w:pos="720"/>
+        </w:tabs>
+        <w:ind w:left="720" w:hanging="360"/>
+      </w:pPr>
+    </w:lvl>
+    <w:lvl w:ilvl="1" w:tentative="1">
+      <w:start w:val="1"/>
+      <w:numFmt w:val="decimal"/>
+      <w:lvlText w:val="%2."/>
+      <w:lvlJc w:val="left"/>
+      <w:pPr>
+        <w:tabs>
+          <w:tab w:val="num" w:pos="1440"/>
+        </w:tabs>
+        <w:ind w:left="1440" w:hanging="360"/>
+      </w:pPr>
+    </w:lvl>
+    <w:lvl w:ilvl="2" w:tentative="1">
+      <w:start w:val="1"/>
+      <w:numFmt w:val="decimal"/>
+      <w:lvlText w:val="%3."/>
+      <w:lvlJc w:val="left"/>
+      <w:pPr>
+        <w:tabs>
+          <w:tab w:val="num" w:pos="2160"/>
+        </w:tabs>
+        <w:ind w:left="2160" w:hanging="360"/>
+      </w:pPr>
+    </w:lvl>
+    <w:lvl w:ilvl="3" w:tentative="1">
+      <w:start w:val="1"/>
+      <w:numFmt w:val="decimal"/>
+      <w:lvlText w:val="%4."/>
+      <w:lvlJc w:val="left"/>
+      <w:pPr>
+        <w:tabs>
+          <w:tab w:val="num" w:pos="2880"/>
+        </w:tabs>
+        <w:ind w:left="2880" w:hanging="360"/>
+      </w:pPr>
+    </w:lvl>
+    <w:lvl w:ilvl="4" w:tentative="1">
+      <w:start w:val="1"/>
+      <w:numFmt w:val="decimal"/>
+      <w:lvlText w:val="%5."/>
+      <w:lvlJc w:val="left"/>
+      <w:pPr>
+        <w:tabs>
+          <w:tab w:val="num" w:pos="3600"/>
+        </w:tabs>
+        <w:ind w:left="3600" w:hanging="360"/>
+      </w:pPr>
+    </w:lvl>
+    <w:lvl w:ilvl="5" w:tentative="1">
+      <w:start w:val="1"/>
+      <w:numFmt w:val="decimal"/>
+      <w:lvlText w:val="%6."/>
+      <w:lvlJc w:val="left"/>
+      <w:pPr>
+        <w:tabs>
+          <w:tab w:val="num" w:pos="4320"/>
+        </w:tabs>
+        <w:ind w:left="4320" w:hanging="360"/>
+      </w:pPr>
+    </w:lvl>
+    <w:lvl w:ilvl="6" w:tentative="1">
+      <w:start w:val="1"/>
+      <w:numFmt w:val="decimal"/>
+      <w:lvlText w:val="%7."/>
+      <w:lvlJc w:val="left"/>
+      <w:pPr>
+        <w:tabs>
+          <w:tab w:val="num" w:pos="5040"/>
+        </w:tabs>
+        <w:ind w:left="5040" w:hanging="360"/>
+      </w:pPr>
+    </w:lvl>
+    <w:lvl w:ilvl="7" w:tentative="1">
+      <w:start w:val="1"/>
+      <w:numFmt w:val="decimal"/>
+      <w:lvlText w:val="%8."/>
+      <w:lvlJc w:val="left"/>
+      <w:pPr>
+        <w:tabs>
+          <w:tab w:val="num" w:pos="5760"/>
+        </w:tabs>
+        <w:ind w:left="5760" w:hanging="360"/>
+      </w:pPr>
+    </w:lvl>
+    <w:lvl w:ilvl="8" w:tentative="1">
+      <w:start w:val="1"/>
+      <w:numFmt w:val="decimal"/>
+      <w:lvlText w:val="%9."/>
+      <w:lvlJc w:val="left"/>
+      <w:pPr>
+        <w:tabs>
+          <w:tab w:val="num" w:pos="6480"/>
+        </w:tabs>
+        <w:ind w:left="6480" w:hanging="360"/>
+      </w:pPr>
+    </w:lvl>
+  </w:abstractNum>
+  <w:abstractNum w:abstractNumId="4" w15:restartNumberingAfterBreak="0">
+    <w:nsid w:val="2B522E0F"/>
+    <w:multiLevelType w:val="multilevel"/>
+    <w:tmpl w:val="51D81B04"/>
+    <w:lvl w:ilvl="0">
+      <w:start w:val="1"/>
+      <w:numFmt w:val="bullet"/>
+      <w:lvlText w:val=""/>
+      <w:lvlJc w:val="left"/>
+      <w:pPr>
+        <w:tabs>
+          <w:tab w:val="num" w:pos="720"/>
+        </w:tabs>
+        <w:ind w:left="720" w:hanging="360"/>
+      </w:pPr>
+      <w:rPr>
+        <w:rFonts w:ascii="Symbol" w:hAnsi="Symbol" w:hint="default"/>
+        <w:sz w:val="20"/>
+      </w:rPr>
+    </w:lvl>
+    <w:lvl w:ilvl="1" w:tentative="1">
+      <w:start w:val="1"/>
+      <w:numFmt w:val="bullet"/>
+      <w:lvlText w:val="o"/>
+      <w:lvlJc w:val="left"/>
+      <w:pPr>
+        <w:tabs>
+          <w:tab w:val="num" w:pos="1440"/>
+        </w:tabs>
+        <w:ind w:left="1440" w:hanging="360"/>
+      </w:pPr>
+      <w:rPr>
+        <w:rFonts w:ascii="Courier New" w:hAnsi="Courier New" w:hint="default"/>
+        <w:sz w:val="20"/>
+      </w:rPr>
+    </w:lvl>
+    <w:lvl w:ilvl="2" w:tentative="1">
+      <w:start w:val="1"/>
+      <w:numFmt w:val="bullet"/>
+      <w:lvlText w:val=""/>
+      <w:lvlJc w:val="left"/>
+      <w:pPr>
+        <w:tabs>
+          <w:tab w:val="num" w:pos="2160"/>
+        </w:tabs>
+        <w:ind w:left="2160" w:hanging="360"/>
+      </w:pPr>
+      <w:rPr>
+        <w:rFonts w:ascii="Wingdings" w:hAnsi="Wingdings" w:hint="default"/>
+        <w:sz w:val="20"/>
+      </w:rPr>
+    </w:lvl>
+    <w:lvl w:ilvl="3" w:tentative="1">
+      <w:start w:val="1"/>
+      <w:numFmt w:val="bullet"/>
+      <w:lvlText w:val=""/>
+      <w:lvlJc w:val="left"/>
+      <w:pPr>
+        <w:tabs>
+          <w:tab w:val="num" w:pos="2880"/>
+        </w:tabs>
+        <w:ind w:left="2880" w:hanging="360"/>
+      </w:pPr>
+      <w:rPr>
+        <w:rFonts w:ascii="Wingdings" w:hAnsi="Wingdings" w:hint="default"/>
+        <w:sz w:val="20"/>
+      </w:rPr>
+    </w:lvl>
+    <w:lvl w:ilvl="4" w:tentative="1">
+      <w:start w:val="1"/>
+      <w:numFmt w:val="bullet"/>
+      <w:lvlText w:val=""/>
+      <w:lvlJc w:val="left"/>
+      <w:pPr>
+        <w:tabs>
+          <w:tab w:val="num" w:pos="3600"/>
+        </w:tabs>
+        <w:ind w:left="3600" w:hanging="360"/>
+      </w:pPr>
+      <w:rPr>
+        <w:rFonts w:ascii="Wingdings" w:hAnsi="Wingdings" w:hint="default"/>
+        <w:sz w:val="20"/>
+      </w:rPr>
+    </w:lvl>
+    <w:lvl w:ilvl="5" w:tentative="1">
+      <w:start w:val="1"/>
+      <w:numFmt w:val="bullet"/>
+      <w:lvlText w:val=""/>
+      <w:lvlJc w:val="left"/>
+      <w:pPr>
+        <w:tabs>
+          <w:tab w:val="num" w:pos="4320"/>
+        </w:tabs>
+        <w:ind w:left="4320" w:hanging="360"/>
+      </w:pPr>
+      <w:rPr>
+        <w:rFonts w:ascii="Wingdings" w:hAnsi="Wingdings" w:hint="default"/>
+        <w:sz w:val="20"/>
+      </w:rPr>
+    </w:lvl>
+    <w:lvl w:ilvl="6" w:tentative="1">
+      <w:start w:val="1"/>
+      <w:numFmt w:val="bullet"/>
+      <w:lvlText w:val=""/>
+      <w:lvlJc w:val="left"/>
+      <w:pPr>
+        <w:tabs>
+          <w:tab w:val="num" w:pos="5040"/>
+        </w:tabs>
+        <w:ind w:left="5040" w:hanging="360"/>
+      </w:pPr>
+      <w:rPr>
+        <w:rFonts w:ascii="Wingdings" w:hAnsi="Wingdings" w:hint="default"/>
+        <w:sz w:val="20"/>
+      </w:rPr>
+    </w:lvl>
+    <w:lvl w:ilvl="7" w:tentative="1">
+      <w:start w:val="1"/>
+      <w:numFmt w:val="bullet"/>
+      <w:lvlText w:val=""/>
+      <w:lvlJc w:val="left"/>
+      <w:pPr>
+        <w:tabs>
+          <w:tab w:val="num" w:pos="5760"/>
+        </w:tabs>
+        <w:ind w:left="5760" w:hanging="360"/>
+      </w:pPr>
+      <w:rPr>
+        <w:rFonts w:ascii="Wingdings" w:hAnsi="Wingdings" w:hint="default"/>
+        <w:sz w:val="20"/>
+      </w:rPr>
+    </w:lvl>
+    <w:lvl w:ilvl="8" w:tentative="1">
+      <w:start w:val="1"/>
+      <w:numFmt w:val="bullet"/>
+      <w:lvlText w:val=""/>
+      <w:lvlJc w:val="left"/>
+      <w:pPr>
+        <w:tabs>
+          <w:tab w:val="num" w:pos="6480"/>
+        </w:tabs>
+        <w:ind w:left="6480" w:hanging="360"/>
+      </w:pPr>
+      <w:rPr>
+        <w:rFonts w:ascii="Wingdings" w:hAnsi="Wingdings" w:hint="default"/>
+        <w:sz w:val="20"/>
+      </w:rPr>
+    </w:lvl>
+  </w:abstractNum>
+  <w:abstractNum w:abstractNumId="5" w15:restartNumberingAfterBreak="0">
+    <w:nsid w:val="2CEA53ED"/>
+    <w:multiLevelType w:val="multilevel"/>
+    <w:tmpl w:val="EC203CAA"/>
+    <w:lvl w:ilvl="0">
+      <w:start w:val="1"/>
+      <w:numFmt w:val="bullet"/>
+      <w:lvlText w:val=""/>
+      <w:lvlJc w:val="left"/>
+      <w:pPr>
+        <w:tabs>
+          <w:tab w:val="num" w:pos="720"/>
+        </w:tabs>
+        <w:ind w:left="720" w:hanging="360"/>
+      </w:pPr>
+      <w:rPr>
+        <w:rFonts w:ascii="Symbol" w:hAnsi="Symbol" w:hint="default"/>
+        <w:sz w:val="20"/>
+      </w:rPr>
+    </w:lvl>
+    <w:lvl w:ilvl="1" w:tentative="1">
+      <w:start w:val="1"/>
+      <w:numFmt w:val="bullet"/>
+      <w:lvlText w:val="o"/>
+      <w:lvlJc w:val="left"/>
+      <w:pPr>
+        <w:tabs>
+          <w:tab w:val="num" w:pos="1440"/>
+        </w:tabs>
+        <w:ind w:left="1440" w:hanging="360"/>
+      </w:pPr>
+      <w:rPr>
+        <w:rFonts w:ascii="Courier New" w:hAnsi="Courier New" w:hint="default"/>
+        <w:sz w:val="20"/>
+      </w:rPr>
+    </w:lvl>
+    <w:lvl w:ilvl="2" w:tentative="1">
+      <w:start w:val="1"/>
+      <w:numFmt w:val="bullet"/>
+      <w:lvlText w:val=""/>
+      <w:lvlJc w:val="left"/>
+      <w:pPr>
+        <w:tabs>
+          <w:tab w:val="num" w:pos="2160"/>
+        </w:tabs>
+        <w:ind w:left="2160" w:hanging="360"/>
+      </w:pPr>
+      <w:rPr>
+        <w:rFonts w:ascii="Wingdings" w:hAnsi="Wingdings" w:hint="default"/>
+        <w:sz w:val="20"/>
+      </w:rPr>
+    </w:lvl>
+    <w:lvl w:ilvl="3" w:tentative="1">
+      <w:start w:val="1"/>
+      <w:numFmt w:val="bullet"/>
+      <w:lvlText w:val=""/>
+      <w:lvlJc w:val="left"/>
+      <w:pPr>
+        <w:tabs>
+          <w:tab w:val="num" w:pos="2880"/>
+        </w:tabs>
+        <w:ind w:left="2880" w:hanging="360"/>
+      </w:pPr>
+      <w:rPr>
+        <w:rFonts w:ascii="Wingdings" w:hAnsi="Wingdings" w:hint="default"/>
+        <w:sz w:val="20"/>
+      </w:rPr>
+    </w:lvl>
+    <w:lvl w:ilvl="4" w:tentative="1">
+      <w:start w:val="1"/>
+      <w:numFmt w:val="bullet"/>
+      <w:lvlText w:val=""/>
+      <w:lvlJc w:val="left"/>
+      <w:pPr>
+        <w:tabs>
+          <w:tab w:val="num" w:pos="3600"/>
+        </w:tabs>
+        <w:ind w:left="3600" w:hanging="360"/>
+      </w:pPr>
+      <w:rPr>
+        <w:rFonts w:ascii="Wingdings" w:hAnsi="Wingdings" w:hint="default"/>
+        <w:sz w:val="20"/>
+      </w:rPr>
+    </w:lvl>
+    <w:lvl w:ilvl="5" w:tentative="1">
+      <w:start w:val="1"/>
+      <w:numFmt w:val="bullet"/>
+      <w:lvlText w:val=""/>
+      <w:lvlJc w:val="left"/>
+      <w:pPr>
+        <w:tabs>
+          <w:tab w:val="num" w:pos="4320"/>
+        </w:tabs>
+        <w:ind w:left="4320" w:hanging="360"/>
+      </w:pPr>
+      <w:rPr>
+        <w:rFonts w:ascii="Wingdings" w:hAnsi="Wingdings" w:hint="default"/>
+        <w:sz w:val="20"/>
+      </w:rPr>
+    </w:lvl>
+    <w:lvl w:ilvl="6" w:tentative="1">
+      <w:start w:val="1"/>
+      <w:numFmt w:val="bullet"/>
+      <w:lvlText w:val=""/>
+      <w:lvlJc w:val="left"/>
+      <w:pPr>
+        <w:tabs>
+          <w:tab w:val="num" w:pos="5040"/>
+        </w:tabs>
+        <w:ind w:left="5040" w:hanging="360"/>
+      </w:pPr>
+      <w:rPr>
+        <w:rFonts w:ascii="Wingdings" w:hAnsi="Wingdings" w:hint="default"/>
+        <w:sz w:val="20"/>
+      </w:rPr>
+    </w:lvl>
+    <w:lvl w:ilvl="7" w:tentative="1">
+      <w:start w:val="1"/>
+      <w:numFmt w:val="bullet"/>
+      <w:lvlText w:val=""/>
+      <w:lvlJc w:val="left"/>
+      <w:pPr>
+        <w:tabs>
+          <w:tab w:val="num" w:pos="5760"/>
+        </w:tabs>
+        <w:ind w:left="5760" w:hanging="360"/>
+      </w:pPr>
+      <w:rPr>
+        <w:rFonts w:ascii="Wingdings" w:hAnsi="Wingdings" w:hint="default"/>
+        <w:sz w:val="20"/>
+      </w:rPr>
+    </w:lvl>
+    <w:lvl w:ilvl="8" w:tentative="1">
+      <w:start w:val="1"/>
+      <w:numFmt w:val="bullet"/>
+      <w:lvlText w:val=""/>
+      <w:lvlJc w:val="left"/>
+      <w:pPr>
+        <w:tabs>
+          <w:tab w:val="num" w:pos="6480"/>
+        </w:tabs>
+        <w:ind w:left="6480" w:hanging="360"/>
+      </w:pPr>
+      <w:rPr>
+        <w:rFonts w:ascii="Wingdings" w:hAnsi="Wingdings" w:hint="default"/>
+        <w:sz w:val="20"/>
+      </w:rPr>
+    </w:lvl>
+  </w:abstractNum>
+  <w:abstractNum w:abstractNumId="6" w15:restartNumberingAfterBreak="0">
+    <w:nsid w:val="43717DE6"/>
+    <w:multiLevelType w:val="multilevel"/>
+    <w:tmpl w:val="49AA75B8"/>
+    <w:lvl w:ilvl="0">
+      <w:start w:val="1"/>
+      <w:numFmt w:val="bullet"/>
+      <w:lvlText w:val=""/>
+      <w:lvlJc w:val="left"/>
+      <w:pPr>
+        <w:tabs>
+          <w:tab w:val="num" w:pos="720"/>
+        </w:tabs>
+        <w:ind w:left="720" w:hanging="360"/>
+      </w:pPr>
+      <w:rPr>
+        <w:rFonts w:ascii="Symbol" w:hAnsi="Symbol" w:hint="default"/>
+        <w:sz w:val="20"/>
+      </w:rPr>
+    </w:lvl>
+    <w:lvl w:ilvl="1" w:tentative="1">
+      <w:start w:val="1"/>
+      <w:numFmt w:val="bullet"/>
+      <w:lvlText w:val="o"/>
+      <w:lvlJc w:val="left"/>
+      <w:pPr>
+        <w:tabs>
+          <w:tab w:val="num" w:pos="1440"/>
+        </w:tabs>
+        <w:ind w:left="1440" w:hanging="360"/>
+      </w:pPr>
+      <w:rPr>
+        <w:rFonts w:ascii="Courier New" w:hAnsi="Courier New" w:hint="default"/>
+        <w:sz w:val="20"/>
+      </w:rPr>
+    </w:lvl>
+    <w:lvl w:ilvl="2" w:tentative="1">
+      <w:start w:val="1"/>
+      <w:numFmt w:val="bullet"/>
+      <w:lvlText w:val=""/>
+      <w:lvlJc w:val="left"/>
+      <w:pPr>
+        <w:tabs>
+          <w:tab w:val="num" w:pos="2160"/>
+        </w:tabs>
+        <w:ind w:left="2160" w:hanging="360"/>
+      </w:pPr>
+      <w:rPr>
+        <w:rFonts w:ascii="Wingdings" w:hAnsi="Wingdings" w:hint="default"/>
+        <w:sz w:val="20"/>
+      </w:rPr>
+    </w:lvl>
+    <w:lvl w:ilvl="3" w:tentative="1">
+      <w:start w:val="1"/>
+      <w:numFmt w:val="bullet"/>
+      <w:lvlText w:val=""/>
+      <w:lvlJc w:val="left"/>
+      <w:pPr>
+        <w:tabs>
+          <w:tab w:val="num" w:pos="2880"/>
+        </w:tabs>
+        <w:ind w:left="2880" w:hanging="360"/>
+      </w:pPr>
+      <w:rPr>
+        <w:rFonts w:ascii="Wingdings" w:hAnsi="Wingdings" w:hint="default"/>
+        <w:sz w:val="20"/>
+      </w:rPr>
+    </w:lvl>
+    <w:lvl w:ilvl="4" w:tentative="1">
+      <w:start w:val="1"/>
+      <w:numFmt w:val="bullet"/>
+      <w:lvlText w:val=""/>
+      <w:lvlJc w:val="left"/>
+      <w:pPr>
+        <w:tabs>
+          <w:tab w:val="num" w:pos="3600"/>
+        </w:tabs>
+        <w:ind w:left="3600" w:hanging="360"/>
+      </w:pPr>
+      <w:rPr>
+        <w:rFonts w:ascii="Wingdings" w:hAnsi="Wingdings" w:hint="default"/>
+        <w:sz w:val="20"/>
+      </w:rPr>
+    </w:lvl>
+    <w:lvl w:ilvl="5" w:tentative="1">
+      <w:start w:val="1"/>
+      <w:numFmt w:val="bullet"/>
+      <w:lvlText w:val=""/>
+      <w:lvlJc w:val="left"/>
+      <w:pPr>
+        <w:tabs>
+          <w:tab w:val="num" w:pos="4320"/>
+        </w:tabs>
+        <w:ind w:left="4320" w:hanging="360"/>
+      </w:pPr>
+      <w:rPr>
+        <w:rFonts w:ascii="Wingdings" w:hAnsi="Wingdings" w:hint="default"/>
+        <w:sz w:val="20"/>
+      </w:rPr>
+    </w:lvl>
+    <w:lvl w:ilvl="6" w:tentative="1">
+      <w:start w:val="1"/>
+      <w:numFmt w:val="bullet"/>
+      <w:lvlText w:val=""/>
+      <w:lvlJc w:val="left"/>
+      <w:pPr>
+        <w:tabs>
+          <w:tab w:val="num" w:pos="5040"/>
+        </w:tabs>
+        <w:ind w:left="5040" w:hanging="360"/>
+      </w:pPr>
+      <w:rPr>
+        <w:rFonts w:ascii="Wingdings" w:hAnsi="Wingdings" w:hint="default"/>
+        <w:sz w:val="20"/>
+      </w:rPr>
+    </w:lvl>
+    <w:lvl w:ilvl="7" w:tentative="1">
+      <w:start w:val="1"/>
+      <w:numFmt w:val="bullet"/>
+      <w:lvlText w:val=""/>
+      <w:lvlJc w:val="left"/>
+      <w:pPr>
+        <w:tabs>
+          <w:tab w:val="num" w:pos="5760"/>
+        </w:tabs>
+        <w:ind w:left="5760" w:hanging="360"/>
+      </w:pPr>
+      <w:rPr>
+        <w:rFonts w:ascii="Wingdings" w:hAnsi="Wingdings" w:hint="default"/>
+        <w:sz w:val="20"/>
+      </w:rPr>
+    </w:lvl>
+    <w:lvl w:ilvl="8" w:tentative="1">
+      <w:start w:val="1"/>
+      <w:numFmt w:val="bullet"/>
+      <w:lvlText w:val=""/>
+      <w:lvlJc w:val="left"/>
+      <w:pPr>
+        <w:tabs>
+          <w:tab w:val="num" w:pos="6480"/>
+        </w:tabs>
+        <w:ind w:left="6480" w:hanging="360"/>
+      </w:pPr>
+      <w:rPr>
+        <w:rFonts w:ascii="Wingdings" w:hAnsi="Wingdings" w:hint="default"/>
+        <w:sz w:val="20"/>
+      </w:rPr>
+    </w:lvl>
+  </w:abstractNum>
+  <w:abstractNum w:abstractNumId="7" w15:restartNumberingAfterBreak="0">
+    <w:nsid w:val="438C2644"/>
+    <w:multiLevelType w:val="multilevel"/>
+    <w:tmpl w:val="714611C8"/>
+    <w:lvl w:ilvl="0">
+      <w:start w:val="1"/>
+      <w:numFmt w:val="bullet"/>
+      <w:lvlText w:val=""/>
+      <w:lvlJc w:val="left"/>
+      <w:pPr>
+        <w:tabs>
+          <w:tab w:val="num" w:pos="720"/>
+        </w:tabs>
+        <w:ind w:left="720" w:hanging="360"/>
+      </w:pPr>
+      <w:rPr>
+        <w:rFonts w:ascii="Symbol" w:hAnsi="Symbol" w:hint="default"/>
+        <w:sz w:val="20"/>
+      </w:rPr>
+    </w:lvl>
+    <w:lvl w:ilvl="1" w:tentative="1">
+      <w:start w:val="1"/>
+      <w:numFmt w:val="bullet"/>
+      <w:lvlText w:val="o"/>
+      <w:lvlJc w:val="left"/>
+      <w:pPr>
+        <w:tabs>
+          <w:tab w:val="num" w:pos="1440"/>
+        </w:tabs>
+        <w:ind w:left="1440" w:hanging="360"/>
+      </w:pPr>
+      <w:rPr>
+        <w:rFonts w:ascii="Courier New" w:hAnsi="Courier New" w:hint="default"/>
+        <w:sz w:val="20"/>
+      </w:rPr>
+    </w:lvl>
+    <w:lvl w:ilvl="2" w:tentative="1">
+      <w:start w:val="1"/>
+      <w:numFmt w:val="bullet"/>
+      <w:lvlText w:val=""/>
+      <w:lvlJc w:val="left"/>
+      <w:pPr>
+        <w:tabs>
+          <w:tab w:val="num" w:pos="2160"/>
+        </w:tabs>
+        <w:ind w:left="2160" w:hanging="360"/>
+      </w:pPr>
+      <w:rPr>
+        <w:rFonts w:ascii="Wingdings" w:hAnsi="Wingdings" w:hint="default"/>
+        <w:sz w:val="20"/>
+      </w:rPr>
+    </w:lvl>
+    <w:lvl w:ilvl="3" w:tentative="1">
+      <w:start w:val="1"/>
+      <w:numFmt w:val="bullet"/>
+      <w:lvlText w:val=""/>
+      <w:lvlJc w:val="left"/>
+      <w:pPr>
+        <w:tabs>
+          <w:tab w:val="num" w:pos="2880"/>
+        </w:tabs>
+        <w:ind w:left="2880" w:hanging="360"/>
+      </w:pPr>
+      <w:rPr>
+        <w:rFonts w:ascii="Wingdings" w:hAnsi="Wingdings" w:hint="default"/>
+        <w:sz w:val="20"/>
+      </w:rPr>
+    </w:lvl>
+    <w:lvl w:ilvl="4" w:tentative="1">
+      <w:start w:val="1"/>
+      <w:numFmt w:val="bullet"/>
+      <w:lvlText w:val=""/>
+      <w:lvlJc w:val="left"/>
+      <w:pPr>
+        <w:tabs>
+          <w:tab w:val="num" w:pos="3600"/>
+        </w:tabs>
+        <w:ind w:left="3600" w:hanging="360"/>
+      </w:pPr>
+      <w:rPr>
+        <w:rFonts w:ascii="Wingdings" w:hAnsi="Wingdings" w:hint="default"/>
+        <w:sz w:val="20"/>
+      </w:rPr>
+    </w:lvl>
+    <w:lvl w:ilvl="5" w:tentative="1">
+      <w:start w:val="1"/>
+      <w:numFmt w:val="bullet"/>
+      <w:lvlText w:val=""/>
+      <w:lvlJc w:val="left"/>
+      <w:pPr>
+        <w:tabs>
+          <w:tab w:val="num" w:pos="4320"/>
+        </w:tabs>
+        <w:ind w:left="4320" w:hanging="360"/>
+      </w:pPr>
+      <w:rPr>
+        <w:rFonts w:ascii="Wingdings" w:hAnsi="Wingdings" w:hint="default"/>
+        <w:sz w:val="20"/>
+      </w:rPr>
+    </w:lvl>
+    <w:lvl w:ilvl="6" w:tentative="1">
+      <w:start w:val="1"/>
+      <w:numFmt w:val="bullet"/>
+      <w:lvlText w:val=""/>
+      <w:lvlJc w:val="left"/>
+      <w:pPr>
+        <w:tabs>
+          <w:tab w:val="num" w:pos="5040"/>
+        </w:tabs>
+        <w:ind w:left="5040" w:hanging="360"/>
+      </w:pPr>
+      <w:rPr>
+        <w:rFonts w:ascii="Wingdings" w:hAnsi="Wingdings" w:hint="default"/>
+        <w:sz w:val="20"/>
+      </w:rPr>
+    </w:lvl>
+    <w:lvl w:ilvl="7" w:tentative="1">
+      <w:start w:val="1"/>
+      <w:numFmt w:val="bullet"/>
+      <w:lvlText w:val=""/>
+      <w:lvlJc w:val="left"/>
+      <w:pPr>
+        <w:tabs>
+          <w:tab w:val="num" w:pos="5760"/>
+        </w:tabs>
+        <w:ind w:left="5760" w:hanging="360"/>
+      </w:pPr>
+      <w:rPr>
+        <w:rFonts w:ascii="Wingdings" w:hAnsi="Wingdings" w:hint="default"/>
+        <w:sz w:val="20"/>
+      </w:rPr>
+    </w:lvl>
+    <w:lvl w:ilvl="8" w:tentative="1">
+      <w:start w:val="1"/>
+      <w:numFmt w:val="bullet"/>
+      <w:lvlText w:val=""/>
+      <w:lvlJc w:val="left"/>
+      <w:pPr>
+        <w:tabs>
+          <w:tab w:val="num" w:pos="6480"/>
+        </w:tabs>
+        <w:ind w:left="6480" w:hanging="360"/>
+      </w:pPr>
+      <w:rPr>
+        <w:rFonts w:ascii="Wingdings" w:hAnsi="Wingdings" w:hint="default"/>
+        <w:sz w:val="20"/>
+      </w:rPr>
+    </w:lvl>
+  </w:abstractNum>
+  <w:abstractNum w:abstractNumId="8" w15:restartNumberingAfterBreak="0">
     <w:nsid w:val="52B40E46"/>
     <w:multiLevelType w:val="hybridMultilevel"/>
     <w:tmpl w:val="6AA484A2"/>
@@ -7391,11 +9514,184 @@
       <w:lvlJc w:val="left"/>
     </w:lvl>
   </w:abstractNum>
+  <w:abstractNum w:abstractNumId="9" w15:restartNumberingAfterBreak="0">
+    <w:nsid w:val="6E284891"/>
+    <w:multiLevelType w:val="multilevel"/>
+    <w:tmpl w:val="33A222FA"/>
+    <w:lvl w:ilvl="0">
+      <w:start w:val="1"/>
+      <w:numFmt w:val="bullet"/>
+      <w:lvlText w:val=""/>
+      <w:lvlJc w:val="left"/>
+      <w:pPr>
+        <w:tabs>
+          <w:tab w:val="num" w:pos="720"/>
+        </w:tabs>
+        <w:ind w:left="720" w:hanging="360"/>
+      </w:pPr>
+      <w:rPr>
+        <w:rFonts w:ascii="Symbol" w:hAnsi="Symbol" w:hint="default"/>
+        <w:sz w:val="20"/>
+      </w:rPr>
+    </w:lvl>
+    <w:lvl w:ilvl="1" w:tentative="1">
+      <w:start w:val="1"/>
+      <w:numFmt w:val="bullet"/>
+      <w:lvlText w:val="o"/>
+      <w:lvlJc w:val="left"/>
+      <w:pPr>
+        <w:tabs>
+          <w:tab w:val="num" w:pos="1440"/>
+        </w:tabs>
+        <w:ind w:left="1440" w:hanging="360"/>
+      </w:pPr>
+      <w:rPr>
+        <w:rFonts w:ascii="Courier New" w:hAnsi="Courier New" w:hint="default"/>
+        <w:sz w:val="20"/>
+      </w:rPr>
+    </w:lvl>
+    <w:lvl w:ilvl="2" w:tentative="1">
+      <w:start w:val="1"/>
+      <w:numFmt w:val="bullet"/>
+      <w:lvlText w:val=""/>
+      <w:lvlJc w:val="left"/>
+      <w:pPr>
+        <w:tabs>
+          <w:tab w:val="num" w:pos="2160"/>
+        </w:tabs>
+        <w:ind w:left="2160" w:hanging="360"/>
+      </w:pPr>
+      <w:rPr>
+        <w:rFonts w:ascii="Wingdings" w:hAnsi="Wingdings" w:hint="default"/>
+        <w:sz w:val="20"/>
+      </w:rPr>
+    </w:lvl>
+    <w:lvl w:ilvl="3" w:tentative="1">
+      <w:start w:val="1"/>
+      <w:numFmt w:val="bullet"/>
+      <w:lvlText w:val=""/>
+      <w:lvlJc w:val="left"/>
+      <w:pPr>
+        <w:tabs>
+          <w:tab w:val="num" w:pos="2880"/>
+        </w:tabs>
+        <w:ind w:left="2880" w:hanging="360"/>
+      </w:pPr>
+      <w:rPr>
+        <w:rFonts w:ascii="Wingdings" w:hAnsi="Wingdings" w:hint="default"/>
+        <w:sz w:val="20"/>
+      </w:rPr>
+    </w:lvl>
+    <w:lvl w:ilvl="4" w:tentative="1">
+      <w:start w:val="1"/>
+      <w:numFmt w:val="bullet"/>
+      <w:lvlText w:val=""/>
+      <w:lvlJc w:val="left"/>
+      <w:pPr>
+        <w:tabs>
+          <w:tab w:val="num" w:pos="3600"/>
+        </w:tabs>
+        <w:ind w:left="3600" w:hanging="360"/>
+      </w:pPr>
+      <w:rPr>
+        <w:rFonts w:ascii="Wingdings" w:hAnsi="Wingdings" w:hint="default"/>
+        <w:sz w:val="20"/>
+      </w:rPr>
+    </w:lvl>
+    <w:lvl w:ilvl="5" w:tentative="1">
+      <w:start w:val="1"/>
+      <w:numFmt w:val="bullet"/>
+      <w:lvlText w:val=""/>
+      <w:lvlJc w:val="left"/>
+      <w:pPr>
+        <w:tabs>
+          <w:tab w:val="num" w:pos="4320"/>
+        </w:tabs>
+        <w:ind w:left="4320" w:hanging="360"/>
+      </w:pPr>
+      <w:rPr>
+        <w:rFonts w:ascii="Wingdings" w:hAnsi="Wingdings" w:hint="default"/>
+        <w:sz w:val="20"/>
+      </w:rPr>
+    </w:lvl>
+    <w:lvl w:ilvl="6" w:tentative="1">
+      <w:start w:val="1"/>
+      <w:numFmt w:val="bullet"/>
+      <w:lvlText w:val=""/>
+      <w:lvlJc w:val="left"/>
+      <w:pPr>
+        <w:tabs>
+          <w:tab w:val="num" w:pos="5040"/>
+        </w:tabs>
+        <w:ind w:left="5040" w:hanging="360"/>
+      </w:pPr>
+      <w:rPr>
+        <w:rFonts w:ascii="Wingdings" w:hAnsi="Wingdings" w:hint="default"/>
+        <w:sz w:val="20"/>
+      </w:rPr>
+    </w:lvl>
+    <w:lvl w:ilvl="7" w:tentative="1">
+      <w:start w:val="1"/>
+      <w:numFmt w:val="bullet"/>
+      <w:lvlText w:val=""/>
+      <w:lvlJc w:val="left"/>
+      <w:pPr>
+        <w:tabs>
+          <w:tab w:val="num" w:pos="5760"/>
+        </w:tabs>
+        <w:ind w:left="5760" w:hanging="360"/>
+      </w:pPr>
+      <w:rPr>
+        <w:rFonts w:ascii="Wingdings" w:hAnsi="Wingdings" w:hint="default"/>
+        <w:sz w:val="20"/>
+      </w:rPr>
+    </w:lvl>
+    <w:lvl w:ilvl="8" w:tentative="1">
+      <w:start w:val="1"/>
+      <w:numFmt w:val="bullet"/>
+      <w:lvlText w:val=""/>
+      <w:lvlJc w:val="left"/>
+      <w:pPr>
+        <w:tabs>
+          <w:tab w:val="num" w:pos="6480"/>
+        </w:tabs>
+        <w:ind w:left="6480" w:hanging="360"/>
+      </w:pPr>
+      <w:rPr>
+        <w:rFonts w:ascii="Wingdings" w:hAnsi="Wingdings" w:hint="default"/>
+        <w:sz w:val="20"/>
+      </w:rPr>
+    </w:lvl>
+  </w:abstractNum>
   <w:num w:numId="1" w16cid:durableId="2090081264">
     <w:abstractNumId w:val="0"/>
     <w:lvlOverride w:ilvl="0">
       <w:startOverride w:val="1"/>
     </w:lvlOverride>
+  </w:num>
+  <w:num w:numId="2" w16cid:durableId="921068458">
+    <w:abstractNumId w:val="2"/>
+  </w:num>
+  <w:num w:numId="3" w16cid:durableId="1294870496">
+    <w:abstractNumId w:val="7"/>
+  </w:num>
+  <w:num w:numId="4" w16cid:durableId="239950484">
+    <w:abstractNumId w:val="9"/>
+  </w:num>
+  <w:num w:numId="5" w16cid:durableId="1649549451">
+    <w:abstractNumId w:val="5"/>
+  </w:num>
+  <w:num w:numId="6" w16cid:durableId="1727561096">
+    <w:abstractNumId w:val="4"/>
+  </w:num>
+  <w:num w:numId="7" w16cid:durableId="1782996645">
+    <w:abstractNumId w:val="3"/>
+  </w:num>
+  <w:num w:numId="8" w16cid:durableId="379864476">
+    <w:abstractNumId w:val="1"/>
+  </w:num>
+  <w:num w:numId="9" w16cid:durableId="1424374966">
+    <w:abstractNumId w:val="6"/>
   </w:num>
 </w:numbering>
 </file>
@@ -7889,7 +10185,6 @@
   <w:style w:type="character" w:default="1" w:styleId="Fuentedeprrafopredeter">
     <w:name w:val="Default Paragraph Font"/>
     <w:uiPriority w:val="1"/>
-    <w:semiHidden/>
     <w:unhideWhenUsed/>
   </w:style>
   <w:style w:type="table" w:default="1" w:styleId="Tablanormal">
